--- a/tuan04/ Layered-Architecture&Microkernel.docx
+++ b/tuan04/ Layered-Architecture&Microkernel.docx
@@ -387,6 +387,43 @@
           <w:color w:val="0A0A0A"/>
           <w:sz w:val="26"/>
           <w:szCs w:val="26"/>
+          <w:lang w:val="vi-VN"/>
+        </w:rPr>
+      </w:pPr>
+    </w:p>
+    <w:p>
+      <w:pPr>
+        <w:rPr>
+          <w:rFonts w:ascii="Times New Roman" w:eastAsia="Times New Roman" w:hAnsi="Times New Roman" w:cs="Times New Roman"/>
+          <w:color w:val="0A0A0A"/>
+          <w:kern w:val="0"/>
+          <w:sz w:val="26"/>
+          <w:szCs w:val="26"/>
+          <w:lang w:val="vi-VN"/>
+          <w14:ligatures w14:val="none"/>
+        </w:rPr>
+      </w:pPr>
+      <w:r>
+        <w:rPr>
+          <w:color w:val="0A0A0A"/>
+          <w:sz w:val="26"/>
+          <w:szCs w:val="26"/>
+          <w:lang w:val="vi-VN"/>
+        </w:rPr>
+        <w:br w:type="page"/>
+      </w:r>
+    </w:p>
+    <w:p>
+      <w:pPr>
+        <w:pStyle w:val="df3vjf"/>
+        <w:shd w:val="clear" w:color="auto" w:fill="FFFFFF"/>
+        <w:spacing w:before="0" w:beforeAutospacing="0" w:after="180" w:afterAutospacing="0" w:line="360" w:lineRule="atLeast"/>
+        <w:ind w:left="720"/>
+        <w:rPr>
+          <w:color w:val="0A0A0A"/>
+          <w:sz w:val="26"/>
+          <w:szCs w:val="26"/>
+          <w:lang w:val="vi-VN"/>
         </w:rPr>
       </w:pPr>
     </w:p>
@@ -457,12 +494,11 @@
           <w:szCs w:val="26"/>
           <w14:ligatures w14:val="none"/>
         </w:rPr>
-        <w:lastRenderedPageBreak/>
         <w:drawing>
-          <wp:inline distT="0" distB="0" distL="0" distR="0" wp14:anchorId="35B0C2C8" wp14:editId="43F9E43F">
-            <wp:extent cx="4424766" cy="3057627"/>
+          <wp:inline distT="0" distB="0" distL="0" distR="0" wp14:anchorId="14566CBD" wp14:editId="727B7DDB">
+            <wp:extent cx="5943600" cy="4022725"/>
             <wp:effectExtent l="0" t="0" r="0" b="3175"/>
-            <wp:docPr id="1813087581" name="Picture 1"/>
+            <wp:docPr id="736398652" name="Picture 1"/>
             <wp:cNvGraphicFramePr>
               <a:graphicFrameLocks xmlns:a="http://schemas.openxmlformats.org/drawingml/2006/main" noChangeAspect="1"/>
             </wp:cNvGraphicFramePr>
@@ -470,7 +506,7 @@
               <a:graphicData uri="http://schemas.openxmlformats.org/drawingml/2006/picture">
                 <pic:pic xmlns:pic="http://schemas.openxmlformats.org/drawingml/2006/picture">
                   <pic:nvPicPr>
-                    <pic:cNvPr id="1813087581" name=""/>
+                    <pic:cNvPr id="736398652" name=""/>
                     <pic:cNvPicPr/>
                   </pic:nvPicPr>
                   <pic:blipFill>
@@ -482,7 +518,7 @@
                   <pic:spPr>
                     <a:xfrm>
                       <a:off x="0" y="0"/>
-                      <a:ext cx="4426737" cy="3058989"/>
+                      <a:ext cx="5943600" cy="4022725"/>
                     </a:xfrm>
                     <a:prstGeom prst="rect">
                       <a:avLst/>
@@ -594,12 +630,14 @@
       <w:r>
         <w:rPr>
           <w:rFonts w:ascii="Times New Roman" w:eastAsia="Times New Roman" w:hAnsi="Times New Roman" w:cs="Times New Roman"/>
+          <w:noProof/>
           <w:color w:val="000000"/>
           <w:kern w:val="0"/>
           <w:sz w:val="26"/>
           <w:szCs w:val="26"/>
           <w14:ligatures w14:val="none"/>
         </w:rPr>
+        <w:lastRenderedPageBreak/>
         <w:drawing>
           <wp:inline distT="0" distB="0" distL="0" distR="0" wp14:anchorId="70EDDC7F" wp14:editId="65478970">
             <wp:extent cx="5943600" cy="4191635"/>
@@ -660,7 +698,6 @@
           <w:szCs w:val="26"/>
           <w14:ligatures w14:val="none"/>
         </w:rPr>
-        <w:lastRenderedPageBreak/>
         <w:br/>
       </w:r>
       <w:r>
@@ -1145,6 +1182,7 @@
                 <w:kern w:val="0"/>
                 <w14:ligatures w14:val="none"/>
               </w:rPr>
+              <w:lastRenderedPageBreak/>
               <w:t>Khả năng kiểm soát hệ thống</w:t>
             </w:r>
           </w:p>
@@ -1480,7 +1518,6 @@
     <w:p>
       <w:pPr>
         <w:spacing w:after="240" w:line="240" w:lineRule="auto"/>
-        <w:ind w:left="360"/>
         <w:textAlignment w:val="baseline"/>
         <w:rPr>
           <w:rFonts w:ascii="Times New Roman" w:eastAsia="Times New Roman" w:hAnsi="Times New Roman" w:cs="Times New Roman"/>
@@ -1618,7 +1655,6 @@
           <w:kern w:val="0"/>
           <w14:ligatures w14:val="none"/>
         </w:rPr>
-        <w:lastRenderedPageBreak/>
         <w:t>Các hệ thống CMS thường được sử dụng trong nhiều bối cảnh khác nhau. Kiến trúc plugin cho phép hệ thống được cấu hình linh hoạt bằng cách thêm hoặc loại bỏ các module mở rộng.</w:t>
       </w:r>
     </w:p>
@@ -1660,151 +1696,6 @@
         </w:rPr>
         <w:t>Trong kiến trúc microkernel, phần lõi chỉ chứa các chức năng cơ bản của hệ thống. Điều này giúp giảm độ phức tạp của core và làm cho hệ thống dễ bảo trì hơn.</w:t>
       </w:r>
-    </w:p>
-    <w:p>
-      <w:pPr>
-        <w:spacing w:before="280" w:after="80" w:line="240" w:lineRule="auto"/>
-        <w:outlineLvl w:val="2"/>
-        <w:rPr>
-          <w:rFonts w:ascii="Times New Roman" w:eastAsia="Times New Roman" w:hAnsi="Times New Roman" w:cs="Times New Roman"/>
-          <w:b/>
-          <w:bCs/>
-          <w:kern w:val="0"/>
-          <w:sz w:val="26"/>
-          <w:szCs w:val="26"/>
-          <w14:ligatures w14:val="none"/>
-        </w:rPr>
-      </w:pPr>
-      <w:r>
-        <w:rPr>
-          <w:rFonts w:ascii="Apple Color Emoji" w:eastAsia="Times New Roman" w:hAnsi="Apple Color Emoji" w:cs="Apple Color Emoji"/>
-          <w:b/>
-          <w:bCs/>
-          <w:color w:val="000000"/>
-          <w:kern w:val="0"/>
-          <w:sz w:val="26"/>
-          <w:szCs w:val="26"/>
-          <w14:ligatures w14:val="none"/>
-        </w:rPr>
-        <w:t>📄</w:t>
-      </w:r>
-      <w:r>
-        <w:rPr>
-          <w:rFonts w:ascii="Times New Roman" w:eastAsia="Times New Roman" w:hAnsi="Times New Roman" w:cs="Times New Roman"/>
-          <w:b/>
-          <w:bCs/>
-          <w:color w:val="000000"/>
-          <w:kern w:val="0"/>
-          <w:sz w:val="26"/>
-          <w:szCs w:val="26"/>
-          <w14:ligatures w14:val="none"/>
-        </w:rPr>
-        <w:t xml:space="preserve"> </w:t>
-      </w:r>
-      <w:r>
-        <w:rPr>
-          <w:rFonts w:ascii="Times New Roman" w:eastAsia="Times New Roman" w:hAnsi="Times New Roman" w:cs="Times New Roman"/>
-          <w:b/>
-          <w:bCs/>
-          <w:i/>
-          <w:iCs/>
-          <w:color w:val="000000"/>
-          <w:kern w:val="0"/>
-          <w:sz w:val="26"/>
-          <w:szCs w:val="26"/>
-          <w14:ligatures w14:val="none"/>
-        </w:rPr>
-        <w:t>Deliverable:</w:t>
-      </w:r>
-    </w:p>
-    <w:p>
-      <w:pPr>
-        <w:numPr>
-          <w:ilvl w:val="0"/>
-          <w:numId w:val="2"/>
-        </w:numPr>
-        <w:spacing w:before="240" w:after="0" w:line="240" w:lineRule="auto"/>
-        <w:textAlignment w:val="baseline"/>
-        <w:rPr>
-          <w:rFonts w:ascii="Times New Roman" w:eastAsia="Times New Roman" w:hAnsi="Times New Roman" w:cs="Times New Roman"/>
-          <w:color w:val="000000"/>
-          <w:kern w:val="0"/>
-          <w:sz w:val="26"/>
-          <w:szCs w:val="26"/>
-          <w14:ligatures w14:val="none"/>
-        </w:rPr>
-      </w:pPr>
-      <w:r>
-        <w:rPr>
-          <w:rFonts w:ascii="Times New Roman" w:eastAsia="Times New Roman" w:hAnsi="Times New Roman" w:cs="Times New Roman"/>
-          <w:color w:val="000000"/>
-          <w:kern w:val="0"/>
-          <w:sz w:val="26"/>
-          <w:szCs w:val="26"/>
-          <w14:ligatures w14:val="none"/>
-        </w:rPr>
-        <w:t>2 architecture diagrams</w:t>
-      </w:r>
-      <w:r>
-        <w:rPr>
-          <w:rFonts w:ascii="Times New Roman" w:eastAsia="Times New Roman" w:hAnsi="Times New Roman" w:cs="Times New Roman"/>
-          <w:color w:val="000000"/>
-          <w:kern w:val="0"/>
-          <w:sz w:val="26"/>
-          <w:szCs w:val="26"/>
-          <w14:ligatures w14:val="none"/>
-        </w:rPr>
-        <w:br/>
-      </w:r>
-      <w:r>
-        <w:rPr>
-          <w:rFonts w:ascii="Times New Roman" w:eastAsia="Times New Roman" w:hAnsi="Times New Roman" w:cs="Times New Roman"/>
-          <w:color w:val="000000"/>
-          <w:kern w:val="0"/>
-          <w:sz w:val="26"/>
-          <w:szCs w:val="26"/>
-          <w14:ligatures w14:val="none"/>
-        </w:rPr>
-        <w:br/>
-      </w:r>
-    </w:p>
-    <w:p>
-      <w:pPr>
-        <w:numPr>
-          <w:ilvl w:val="0"/>
-          <w:numId w:val="2"/>
-        </w:numPr>
-        <w:spacing w:after="240" w:line="240" w:lineRule="auto"/>
-        <w:textAlignment w:val="baseline"/>
-        <w:rPr>
-          <w:rFonts w:ascii="Times New Roman" w:eastAsia="Times New Roman" w:hAnsi="Times New Roman" w:cs="Times New Roman"/>
-          <w:color w:val="000000"/>
-          <w:kern w:val="0"/>
-          <w:sz w:val="26"/>
-          <w:szCs w:val="26"/>
-          <w14:ligatures w14:val="none"/>
-        </w:rPr>
-      </w:pPr>
-      <w:r>
-        <w:rPr>
-          <w:rFonts w:ascii="Times New Roman" w:eastAsia="Times New Roman" w:hAnsi="Times New Roman" w:cs="Times New Roman"/>
-          <w:color w:val="000000"/>
-          <w:kern w:val="0"/>
-          <w:sz w:val="26"/>
-          <w:szCs w:val="26"/>
-          <w14:ligatures w14:val="none"/>
-        </w:rPr>
-        <w:t>Style trade-off</w:t>
-      </w:r>
-    </w:p>
-    <w:p>
-      <w:pPr>
-        <w:rPr>
-          <w:rFonts w:ascii="Times New Roman" w:hAnsi="Times New Roman" w:cs="Times New Roman"/>
-          <w:sz w:val="26"/>
-          <w:szCs w:val="26"/>
-        </w:rPr>
-      </w:pPr>
     </w:p>
     <w:sectPr>
       <w:pgSz w:w="12240" w:h="15840"/>
